--- a/QED Course/Prologue 08 S-Parameters and the S-Matrix.docx
+++ b/QED Course/Prologue 08 S-Parameters and the S-Matrix.docx
@@ -135,15 +135,13 @@
         <w:tblLook w:firstColumn="1" w:firstRow="1" w:lastColumn="0" w:lastRow="0" w:noHBand="0" w:noVBand="1" w:val="04A0"/>
       </w:tblPr>
       <w:tblGrid>
-        <w:gridCol w:w="2448"/>
-        <w:gridCol w:w="2448"/>
-        <w:gridCol w:w="2448"/>
-        <w:gridCol w:w="2448"/>
+        <w:gridCol w:w="2160"/>
+        <w:gridCol w:w="7632"/>
       </w:tblGrid>
       <w:tr>
         <w:tc>
           <w:tcPr>
-            <w:tcW w:type="dxa" w:w="2448"/>
+            <w:tcW w:type="dxa" w:w="2160"/>
             <w:shd w:fill="1F4E78"/>
             <w:vAlign w:val="center"/>
             <w:tcMar>
@@ -165,7 +163,7 @@
         </w:tc>
         <w:tc>
           <w:tcPr>
-            <w:tcW w:type="dxa" w:w="2448"/>
+            <w:tcW w:type="dxa" w:w="7632"/>
             <w:shd w:fill="1F4E78"/>
             <w:vAlign w:val="center"/>
             <w:tcMar>
@@ -185,53 +183,11 @@
             </w:r>
           </w:p>
         </w:tc>
-        <w:tc>
-          <w:tcPr>
-            <w:tcW w:type="dxa" w:w="2448"/>
-            <w:shd w:fill="1F4E78"/>
-            <w:vAlign w:val="center"/>
-            <w:tcMar>
-              <w:top w:w="100" w:type="dxa"/>
-              <w:start w:w="100" w:type="dxa"/>
-              <w:bottom w:w="100" w:type="dxa"/>
-              <w:end w:w="100" w:type="dxa"/>
-            </w:tcMar>
-          </w:tcPr>
-          <w:p>
-            <w:r>
-              <w:rPr>
-                <w:b/>
-                <w:color w:val="FFFFFF"/>
-              </w:rPr>
-            </w:r>
-          </w:p>
-        </w:tc>
-        <w:tc>
-          <w:tcPr>
-            <w:tcW w:type="dxa" w:w="2448"/>
-            <w:shd w:fill="1F4E78"/>
-            <w:vAlign w:val="center"/>
-            <w:tcMar>
-              <w:top w:w="100" w:type="dxa"/>
-              <w:start w:w="100" w:type="dxa"/>
-              <w:bottom w:w="100" w:type="dxa"/>
-              <w:end w:w="100" w:type="dxa"/>
-            </w:tcMar>
-          </w:tcPr>
-          <w:p>
-            <w:r>
-              <w:rPr>
-                <w:b/>
-                <w:color w:val="FFFFFF"/>
-              </w:rPr>
-            </w:r>
-          </w:p>
-        </w:tc>
       </w:tr>
       <w:tr>
         <w:tc>
           <w:tcPr>
-            <w:tcW w:type="dxa" w:w="2448"/>
+            <w:tcW w:type="dxa" w:w="2160"/>
             <w:vAlign w:val="center"/>
             <w:tcMar>
               <w:top w:w="100" w:type="dxa"/>
@@ -248,7 +204,7 @@
         </w:tc>
         <w:tc>
           <w:tcPr>
-            <w:tcW w:type="dxa" w:w="2448"/>
+            <w:tcW w:type="dxa" w:w="7632"/>
             <w:vAlign w:val="center"/>
             <w:tcMar>
               <w:top w:w="100" w:type="dxa"/>
@@ -263,37 +219,11 @@
             </w:r>
           </w:p>
         </w:tc>
-        <w:tc>
-          <w:tcPr>
-            <w:tcW w:type="dxa" w:w="2448"/>
-            <w:vAlign w:val="center"/>
-            <w:tcMar>
-              <w:top w:w="100" w:type="dxa"/>
-              <w:start w:w="100" w:type="dxa"/>
-              <w:bottom w:w="100" w:type="dxa"/>
-              <w:end w:w="100" w:type="dxa"/>
-            </w:tcMar>
-          </w:tcPr>
-          <w:p/>
-        </w:tc>
-        <w:tc>
-          <w:tcPr>
-            <w:tcW w:type="dxa" w:w="2448"/>
-            <w:vAlign w:val="center"/>
-            <w:tcMar>
-              <w:top w:w="100" w:type="dxa"/>
-              <w:start w:w="100" w:type="dxa"/>
-              <w:bottom w:w="100" w:type="dxa"/>
-              <w:end w:w="100" w:type="dxa"/>
-            </w:tcMar>
-          </w:tcPr>
-          <w:p/>
-        </w:tc>
       </w:tr>
       <w:tr>
         <w:tc>
           <w:tcPr>
-            <w:tcW w:type="dxa" w:w="2448"/>
+            <w:tcW w:type="dxa" w:w="2160"/>
             <w:vAlign w:val="center"/>
             <w:shd w:fill="EAF2F8"/>
             <w:tcMar>
@@ -311,7 +241,7 @@
         </w:tc>
         <w:tc>
           <w:tcPr>
-            <w:tcW w:type="dxa" w:w="2448"/>
+            <w:tcW w:type="dxa" w:w="7632"/>
             <w:vAlign w:val="center"/>
             <w:shd w:fill="EAF2F8"/>
             <w:tcMar>
@@ -327,39 +257,11 @@
             </w:r>
           </w:p>
         </w:tc>
-        <w:tc>
-          <w:tcPr>
-            <w:tcW w:type="dxa" w:w="2448"/>
-            <w:vAlign w:val="center"/>
-            <w:shd w:fill="EAF2F8"/>
-            <w:tcMar>
-              <w:top w:w="100" w:type="dxa"/>
-              <w:start w:w="100" w:type="dxa"/>
-              <w:bottom w:w="100" w:type="dxa"/>
-              <w:end w:w="100" w:type="dxa"/>
-            </w:tcMar>
-          </w:tcPr>
-          <w:p/>
-        </w:tc>
-        <w:tc>
-          <w:tcPr>
-            <w:tcW w:type="dxa" w:w="2448"/>
-            <w:vAlign w:val="center"/>
-            <w:shd w:fill="EAF2F8"/>
-            <w:tcMar>
-              <w:top w:w="100" w:type="dxa"/>
-              <w:start w:w="100" w:type="dxa"/>
-              <w:bottom w:w="100" w:type="dxa"/>
-              <w:end w:w="100" w:type="dxa"/>
-            </w:tcMar>
-          </w:tcPr>
-          <w:p/>
-        </w:tc>
       </w:tr>
       <w:tr>
         <w:tc>
           <w:tcPr>
-            <w:tcW w:type="dxa" w:w="2448"/>
+            <w:tcW w:type="dxa" w:w="2160"/>
             <w:vAlign w:val="center"/>
             <w:tcMar>
               <w:top w:w="100" w:type="dxa"/>
@@ -376,7 +278,7 @@
         </w:tc>
         <w:tc>
           <w:tcPr>
-            <w:tcW w:type="dxa" w:w="2448"/>
+            <w:tcW w:type="dxa" w:w="7632"/>
             <w:vAlign w:val="center"/>
             <w:tcMar>
               <w:top w:w="100" w:type="dxa"/>
@@ -391,37 +293,11 @@
             </w:r>
           </w:p>
         </w:tc>
-        <w:tc>
-          <w:tcPr>
-            <w:tcW w:type="dxa" w:w="2448"/>
-            <w:vAlign w:val="center"/>
-            <w:tcMar>
-              <w:top w:w="100" w:type="dxa"/>
-              <w:start w:w="100" w:type="dxa"/>
-              <w:bottom w:w="100" w:type="dxa"/>
-              <w:end w:w="100" w:type="dxa"/>
-            </w:tcMar>
-          </w:tcPr>
-          <w:p/>
-        </w:tc>
-        <w:tc>
-          <w:tcPr>
-            <w:tcW w:type="dxa" w:w="2448"/>
-            <w:vAlign w:val="center"/>
-            <w:tcMar>
-              <w:top w:w="100" w:type="dxa"/>
-              <w:start w:w="100" w:type="dxa"/>
-              <w:bottom w:w="100" w:type="dxa"/>
-              <w:end w:w="100" w:type="dxa"/>
-            </w:tcMar>
-          </w:tcPr>
-          <w:p/>
-        </w:tc>
       </w:tr>
       <w:tr>
         <w:tc>
           <w:tcPr>
-            <w:tcW w:type="dxa" w:w="2448"/>
+            <w:tcW w:type="dxa" w:w="2160"/>
             <w:vAlign w:val="center"/>
             <w:shd w:fill="EAF2F8"/>
             <w:tcMar>
@@ -433,49 +309,13 @@
           </w:tcPr>
           <w:p>
             <w:r>
-              <w:t>⟨f</w:t>
+              <w:t>⟨f|S|i⟩</w:t>
             </w:r>
           </w:p>
         </w:tc>
         <w:tc>
           <w:tcPr>
-            <w:tcW w:type="dxa" w:w="2448"/>
-            <w:vAlign w:val="center"/>
-            <w:shd w:fill="EAF2F8"/>
-            <w:tcMar>
-              <w:top w:w="100" w:type="dxa"/>
-              <w:start w:w="100" w:type="dxa"/>
-              <w:bottom w:w="100" w:type="dxa"/>
-              <w:end w:w="100" w:type="dxa"/>
-            </w:tcMar>
-          </w:tcPr>
-          <w:p>
-            <w:r>
-              <w:t>S</w:t>
-            </w:r>
-          </w:p>
-        </w:tc>
-        <w:tc>
-          <w:tcPr>
-            <w:tcW w:type="dxa" w:w="2448"/>
-            <w:vAlign w:val="center"/>
-            <w:shd w:fill="EAF2F8"/>
-            <w:tcMar>
-              <w:top w:w="100" w:type="dxa"/>
-              <w:start w:w="100" w:type="dxa"/>
-              <w:bottom w:w="100" w:type="dxa"/>
-              <w:end w:w="100" w:type="dxa"/>
-            </w:tcMar>
-          </w:tcPr>
-          <w:p>
-            <w:r>
-              <w:t>i⟩</w:t>
-            </w:r>
-          </w:p>
-        </w:tc>
-        <w:tc>
-          <w:tcPr>
-            <w:tcW w:type="dxa" w:w="2448"/>
+            <w:tcW w:type="dxa" w:w="7632"/>
             <w:vAlign w:val="center"/>
             <w:shd w:fill="EAF2F8"/>
             <w:tcMar>
@@ -495,7 +335,7 @@
       <w:tr>
         <w:tc>
           <w:tcPr>
-            <w:tcW w:type="dxa" w:w="2448"/>
+            <w:tcW w:type="dxa" w:w="2160"/>
             <w:vAlign w:val="center"/>
             <w:tcMar>
               <w:top w:w="100" w:type="dxa"/>
@@ -512,7 +352,7 @@
         </w:tc>
         <w:tc>
           <w:tcPr>
-            <w:tcW w:type="dxa" w:w="2448"/>
+            <w:tcW w:type="dxa" w:w="7632"/>
             <w:vAlign w:val="center"/>
             <w:tcMar>
               <w:top w:w="100" w:type="dxa"/>
@@ -526,32 +366,6 @@
               <w:t>The interesting part of S after removing "nothing happened" and a momentum δ-function, Lesson 49</w:t>
             </w:r>
           </w:p>
-        </w:tc>
-        <w:tc>
-          <w:tcPr>
-            <w:tcW w:type="dxa" w:w="2448"/>
-            <w:vAlign w:val="center"/>
-            <w:tcMar>
-              <w:top w:w="100" w:type="dxa"/>
-              <w:start w:w="100" w:type="dxa"/>
-              <w:bottom w:w="100" w:type="dxa"/>
-              <w:end w:w="100" w:type="dxa"/>
-            </w:tcMar>
-          </w:tcPr>
-          <w:p/>
-        </w:tc>
-        <w:tc>
-          <w:tcPr>
-            <w:tcW w:type="dxa" w:w="2448"/>
-            <w:vAlign w:val="center"/>
-            <w:tcMar>
-              <w:top w:w="100" w:type="dxa"/>
-              <w:start w:w="100" w:type="dxa"/>
-              <w:bottom w:w="100" w:type="dxa"/>
-              <w:end w:w="100" w:type="dxa"/>
-            </w:tcMar>
-          </w:tcPr>
-          <w:p/>
         </w:tc>
       </w:tr>
     </w:tbl>
@@ -866,15 +680,13 @@
         <w:tblLook w:firstColumn="1" w:firstRow="1" w:lastColumn="0" w:lastRow="0" w:noHBand="0" w:noVBand="1" w:val="04A0"/>
       </w:tblPr>
       <w:tblGrid>
-        <w:gridCol w:w="2448"/>
-        <w:gridCol w:w="2448"/>
-        <w:gridCol w:w="2448"/>
-        <w:gridCol w:w="2448"/>
+        <w:gridCol w:w="3264"/>
+        <w:gridCol w:w="6528"/>
       </w:tblGrid>
       <w:tr>
         <w:tc>
           <w:tcPr>
-            <w:tcW w:type="dxa" w:w="2448"/>
+            <w:tcW w:type="dxa" w:w="3264"/>
             <w:shd w:fill="1F4E78"/>
             <w:vAlign w:val="center"/>
             <w:tcMar>
@@ -896,7 +708,7 @@
         </w:tc>
         <w:tc>
           <w:tcPr>
-            <w:tcW w:type="dxa" w:w="2448"/>
+            <w:tcW w:type="dxa" w:w="6528"/>
             <w:shd w:fill="1F4E78"/>
             <w:vAlign w:val="center"/>
             <w:tcMar>
@@ -916,53 +728,11 @@
             </w:r>
           </w:p>
         </w:tc>
-        <w:tc>
-          <w:tcPr>
-            <w:tcW w:type="dxa" w:w="2448"/>
-            <w:shd w:fill="1F4E78"/>
-            <w:vAlign w:val="center"/>
-            <w:tcMar>
-              <w:top w:w="100" w:type="dxa"/>
-              <w:start w:w="100" w:type="dxa"/>
-              <w:bottom w:w="100" w:type="dxa"/>
-              <w:end w:w="100" w:type="dxa"/>
-            </w:tcMar>
-          </w:tcPr>
-          <w:p>
-            <w:r>
-              <w:rPr>
-                <w:b/>
-                <w:color w:val="FFFFFF"/>
-              </w:rPr>
-            </w:r>
-          </w:p>
-        </w:tc>
-        <w:tc>
-          <w:tcPr>
-            <w:tcW w:type="dxa" w:w="2448"/>
-            <w:shd w:fill="1F4E78"/>
-            <w:vAlign w:val="center"/>
-            <w:tcMar>
-              <w:top w:w="100" w:type="dxa"/>
-              <w:start w:w="100" w:type="dxa"/>
-              <w:bottom w:w="100" w:type="dxa"/>
-              <w:end w:w="100" w:type="dxa"/>
-            </w:tcMar>
-          </w:tcPr>
-          <w:p>
-            <w:r>
-              <w:rPr>
-                <w:b/>
-                <w:color w:val="FFFFFF"/>
-              </w:rPr>
-            </w:r>
-          </w:p>
-        </w:tc>
       </w:tr>
       <w:tr>
         <w:tc>
           <w:tcPr>
-            <w:tcW w:type="dxa" w:w="2448"/>
+            <w:tcW w:type="dxa" w:w="3264"/>
             <w:vAlign w:val="center"/>
             <w:tcMar>
               <w:top w:w="100" w:type="dxa"/>
@@ -979,7 +749,7 @@
         </w:tc>
         <w:tc>
           <w:tcPr>
-            <w:tcW w:type="dxa" w:w="2448"/>
+            <w:tcW w:type="dxa" w:w="6528"/>
             <w:vAlign w:val="center"/>
             <w:tcMar>
               <w:top w:w="100" w:type="dxa"/>
@@ -990,41 +760,7 @@
           </w:tcPr>
           <w:p>
             <w:r>
-              <w:t>Laboratory language for ⟨f</w:t>
-            </w:r>
-          </w:p>
-        </w:tc>
-        <w:tc>
-          <w:tcPr>
-            <w:tcW w:type="dxa" w:w="2448"/>
-            <w:vAlign w:val="center"/>
-            <w:tcMar>
-              <w:top w:w="100" w:type="dxa"/>
-              <w:start w:w="100" w:type="dxa"/>
-              <w:bottom w:w="100" w:type="dxa"/>
-              <w:end w:w="100" w:type="dxa"/>
-            </w:tcMar>
-          </w:tcPr>
-          <w:p>
-            <w:r>
-              <w:t>S</w:t>
-            </w:r>
-          </w:p>
-        </w:tc>
-        <w:tc>
-          <w:tcPr>
-            <w:tcW w:type="dxa" w:w="2448"/>
-            <w:vAlign w:val="center"/>
-            <w:tcMar>
-              <w:top w:w="100" w:type="dxa"/>
-              <w:start w:w="100" w:type="dxa"/>
-              <w:bottom w:w="100" w:type="dxa"/>
-              <w:end w:w="100" w:type="dxa"/>
-            </w:tcMar>
-          </w:tcPr>
-          <w:p>
-            <w:r>
-              <w:t>i⟩</w:t>
+              <w:t>Laboratory language for ⟨f|S|i⟩</w:t>
             </w:r>
           </w:p>
         </w:tc>
@@ -1032,7 +768,7 @@
       <w:tr>
         <w:tc>
           <w:tcPr>
-            <w:tcW w:type="dxa" w:w="2448"/>
+            <w:tcW w:type="dxa" w:w="3264"/>
             <w:vAlign w:val="center"/>
             <w:shd w:fill="EAF2F8"/>
             <w:tcMar>
@@ -1050,7 +786,7 @@
         </w:tc>
         <w:tc>
           <w:tcPr>
-            <w:tcW w:type="dxa" w:w="2448"/>
+            <w:tcW w:type="dxa" w:w="6528"/>
             <w:vAlign w:val="center"/>
             <w:shd w:fill="EAF2F8"/>
             <w:tcMar>
@@ -1066,39 +802,11 @@
             </w:r>
           </w:p>
         </w:tc>
-        <w:tc>
-          <w:tcPr>
-            <w:tcW w:type="dxa" w:w="2448"/>
-            <w:vAlign w:val="center"/>
-            <w:shd w:fill="EAF2F8"/>
-            <w:tcMar>
-              <w:top w:w="100" w:type="dxa"/>
-              <w:start w:w="100" w:type="dxa"/>
-              <w:bottom w:w="100" w:type="dxa"/>
-              <w:end w:w="100" w:type="dxa"/>
-            </w:tcMar>
-          </w:tcPr>
-          <w:p/>
-        </w:tc>
-        <w:tc>
-          <w:tcPr>
-            <w:tcW w:type="dxa" w:w="2448"/>
-            <w:vAlign w:val="center"/>
-            <w:shd w:fill="EAF2F8"/>
-            <w:tcMar>
-              <w:top w:w="100" w:type="dxa"/>
-              <w:start w:w="100" w:type="dxa"/>
-              <w:bottom w:w="100" w:type="dxa"/>
-              <w:end w:w="100" w:type="dxa"/>
-            </w:tcMar>
-          </w:tcPr>
-          <w:p/>
-        </w:tc>
       </w:tr>
       <w:tr>
         <w:tc>
           <w:tcPr>
-            <w:tcW w:type="dxa" w:w="2448"/>
+            <w:tcW w:type="dxa" w:w="3264"/>
             <w:vAlign w:val="center"/>
             <w:tcMar>
               <w:top w:w="100" w:type="dxa"/>
@@ -1115,7 +823,7 @@
         </w:tc>
         <w:tc>
           <w:tcPr>
-            <w:tcW w:type="dxa" w:w="2448"/>
+            <w:tcW w:type="dxa" w:w="6528"/>
             <w:vAlign w:val="center"/>
             <w:tcMar>
               <w:top w:w="100" w:type="dxa"/>
@@ -1130,37 +838,11 @@
             </w:r>
           </w:p>
         </w:tc>
-        <w:tc>
-          <w:tcPr>
-            <w:tcW w:type="dxa" w:w="2448"/>
-            <w:vAlign w:val="center"/>
-            <w:tcMar>
-              <w:top w:w="100" w:type="dxa"/>
-              <w:start w:w="100" w:type="dxa"/>
-              <w:bottom w:w="100" w:type="dxa"/>
-              <w:end w:w="100" w:type="dxa"/>
-            </w:tcMar>
-          </w:tcPr>
-          <w:p/>
-        </w:tc>
-        <w:tc>
-          <w:tcPr>
-            <w:tcW w:type="dxa" w:w="2448"/>
-            <w:vAlign w:val="center"/>
-            <w:tcMar>
-              <w:top w:w="100" w:type="dxa"/>
-              <w:start w:w="100" w:type="dxa"/>
-              <w:bottom w:w="100" w:type="dxa"/>
-              <w:end w:w="100" w:type="dxa"/>
-            </w:tcMar>
-          </w:tcPr>
-          <w:p/>
-        </w:tc>
       </w:tr>
       <w:tr>
         <w:tc>
           <w:tcPr>
-            <w:tcW w:type="dxa" w:w="2448"/>
+            <w:tcW w:type="dxa" w:w="3264"/>
             <w:vAlign w:val="center"/>
             <w:shd w:fill="EAF2F8"/>
             <w:tcMar>
@@ -1178,7 +860,7 @@
         </w:tc>
         <w:tc>
           <w:tcPr>
-            <w:tcW w:type="dxa" w:w="2448"/>
+            <w:tcW w:type="dxa" w:w="6528"/>
             <w:vAlign w:val="center"/>
             <w:shd w:fill="EAF2F8"/>
             <w:tcMar>
@@ -1193,34 +875,6 @@
               <w:t>Probability; later, the optical theorem</w:t>
             </w:r>
           </w:p>
-        </w:tc>
-        <w:tc>
-          <w:tcPr>
-            <w:tcW w:type="dxa" w:w="2448"/>
-            <w:vAlign w:val="center"/>
-            <w:shd w:fill="EAF2F8"/>
-            <w:tcMar>
-              <w:top w:w="100" w:type="dxa"/>
-              <w:start w:w="100" w:type="dxa"/>
-              <w:bottom w:w="100" w:type="dxa"/>
-              <w:end w:w="100" w:type="dxa"/>
-            </w:tcMar>
-          </w:tcPr>
-          <w:p/>
-        </w:tc>
-        <w:tc>
-          <w:tcPr>
-            <w:tcW w:type="dxa" w:w="2448"/>
-            <w:vAlign w:val="center"/>
-            <w:shd w:fill="EAF2F8"/>
-            <w:tcMar>
-              <w:top w:w="100" w:type="dxa"/>
-              <w:start w:w="100" w:type="dxa"/>
-              <w:bottom w:w="100" w:type="dxa"/>
-              <w:end w:w="100" w:type="dxa"/>
-            </w:tcMar>
-          </w:tcPr>
-          <w:p/>
         </w:tc>
       </w:tr>
     </w:tbl>
